--- a/06 Отчет.docx
+++ b/06 Отчет.docx
@@ -775,13 +775,611 @@
     </w:p>
     <w:p>
       <w:pPr>
-        <w:spacing w:after="0" w:line="240" w:lineRule="auto"/>
-        <w:rPr>
-          <w:rFonts w:ascii="Times New Roman" w:hAnsi="Times New Roman" w:cs="Times New Roman"/>
-          <w:lang w:val="en-US"/>
+        <w:pStyle w:val="a5"/>
+        <w:numPr>
+          <w:ilvl w:val="0"/>
+          <w:numId w:val="6"/>
+        </w:numPr>
+        <w:spacing w:after="0" w:line="240" w:lineRule="auto"/>
+        <w:rPr>
+          <w:rFonts w:ascii="Times New Roman" w:hAnsi="Times New Roman" w:cs="Times New Roman"/>
+        </w:rPr>
+      </w:pPr>
+      <w:r>
+        <w:rPr>
+          <w:rFonts w:ascii="Times New Roman" w:hAnsi="Times New Roman" w:cs="Times New Roman"/>
+        </w:rPr>
+        <w:t>Найти жанры для каждого фильма</w:t>
+      </w:r>
+    </w:p>
+    <w:p>
+      <w:pPr>
+        <w:spacing w:after="0" w:line="240" w:lineRule="auto"/>
+        <w:rPr>
+          <w:rFonts w:ascii="Times New Roman" w:hAnsi="Times New Roman" w:cs="Times New Roman"/>
+        </w:rPr>
+      </w:pPr>
+    </w:p>
+    <w:p>
+      <w:pPr>
+        <w:spacing w:after="0" w:line="240" w:lineRule="auto"/>
+        <w:rPr>
+          <w:rFonts w:ascii="Times New Roman" w:hAnsi="Times New Roman" w:cs="Times New Roman"/>
+        </w:rPr>
+      </w:pPr>
+      <w:r>
+        <w:rPr>
+          <w:noProof/>
+          <w:lang w:eastAsia="ru-RU"/>
+        </w:rPr>
+        <w:drawing>
+          <wp:inline distT="0" distB="0" distL="0" distR="0" wp14:anchorId="16397F29" wp14:editId="2895694F">
+            <wp:extent cx="4569942" cy="2933700"/>
+            <wp:effectExtent l="0" t="0" r="2540" b="0"/>
+            <wp:docPr id="2" name="Рисунок 2"/>
+            <wp:cNvGraphicFramePr>
+              <a:graphicFrameLocks xmlns:a="http://schemas.openxmlformats.org/drawingml/2006/main" noChangeAspect="1"/>
+            </wp:cNvGraphicFramePr>
+            <a:graphic xmlns:a="http://schemas.openxmlformats.org/drawingml/2006/main">
+              <a:graphicData uri="http://schemas.openxmlformats.org/drawingml/2006/picture">
+                <pic:pic xmlns:pic="http://schemas.openxmlformats.org/drawingml/2006/picture">
+                  <pic:nvPicPr>
+                    <pic:cNvPr id="1" name=""/>
+                    <pic:cNvPicPr/>
+                  </pic:nvPicPr>
+                  <pic:blipFill>
+                    <a:blip r:embed="rId9"/>
+                    <a:stretch>
+                      <a:fillRect/>
+                    </a:stretch>
+                  </pic:blipFill>
+                  <pic:spPr>
+                    <a:xfrm>
+                      <a:off x="0" y="0"/>
+                      <a:ext cx="4578682" cy="2939311"/>
+                    </a:xfrm>
+                    <a:prstGeom prst="rect">
+                      <a:avLst/>
+                    </a:prstGeom>
+                  </pic:spPr>
+                </pic:pic>
+              </a:graphicData>
+            </a:graphic>
+          </wp:inline>
+        </w:drawing>
+      </w:r>
+    </w:p>
+    <w:p>
+      <w:pPr>
+        <w:spacing w:after="0" w:line="240" w:lineRule="auto"/>
+        <w:rPr>
+          <w:rFonts w:ascii="Times New Roman" w:hAnsi="Times New Roman" w:cs="Times New Roman"/>
+          <w:lang w:val="en-US"/>
+        </w:rPr>
+      </w:pPr>
+    </w:p>
+    <w:p>
+      <w:pPr>
+        <w:pStyle w:val="a5"/>
+        <w:numPr>
+          <w:ilvl w:val="0"/>
+          <w:numId w:val="6"/>
+        </w:numPr>
+        <w:spacing w:after="0" w:line="240" w:lineRule="auto"/>
+        <w:rPr>
+          <w:rFonts w:ascii="Times New Roman" w:hAnsi="Times New Roman" w:cs="Times New Roman"/>
+        </w:rPr>
+      </w:pPr>
+      <w:r>
+        <w:rPr>
+          <w:rFonts w:ascii="Times New Roman" w:hAnsi="Times New Roman" w:cs="Times New Roman"/>
+        </w:rPr>
+        <w:t>Запросить все фильмы, у которых нет жанра</w:t>
+      </w:r>
+    </w:p>
+    <w:p>
+      <w:pPr>
+        <w:spacing w:after="0" w:line="240" w:lineRule="auto"/>
+        <w:rPr>
+          <w:rFonts w:ascii="Times New Roman" w:hAnsi="Times New Roman" w:cs="Times New Roman"/>
+        </w:rPr>
+      </w:pPr>
+    </w:p>
+    <w:p>
+      <w:pPr>
+        <w:spacing w:after="0" w:line="240" w:lineRule="auto"/>
+        <w:rPr>
+          <w:rFonts w:ascii="Times New Roman" w:hAnsi="Times New Roman" w:cs="Times New Roman"/>
+        </w:rPr>
+      </w:pPr>
+      <w:r>
+        <w:rPr>
+          <w:noProof/>
+          <w:lang w:eastAsia="ru-RU"/>
+        </w:rPr>
+        <w:drawing>
+          <wp:inline distT="0" distB="0" distL="0" distR="0" wp14:anchorId="2681D1A6" wp14:editId="682239E7">
+            <wp:extent cx="5036820" cy="2654804"/>
+            <wp:effectExtent l="0" t="0" r="0" b="0"/>
+            <wp:docPr id="3" name="Рисунок 3"/>
+            <wp:cNvGraphicFramePr>
+              <a:graphicFrameLocks xmlns:a="http://schemas.openxmlformats.org/drawingml/2006/main" noChangeAspect="1"/>
+            </wp:cNvGraphicFramePr>
+            <a:graphic xmlns:a="http://schemas.openxmlformats.org/drawingml/2006/main">
+              <a:graphicData uri="http://schemas.openxmlformats.org/drawingml/2006/picture">
+                <pic:pic xmlns:pic="http://schemas.openxmlformats.org/drawingml/2006/picture">
+                  <pic:nvPicPr>
+                    <pic:cNvPr id="1" name=""/>
+                    <pic:cNvPicPr/>
+                  </pic:nvPicPr>
+                  <pic:blipFill>
+                    <a:blip r:embed="rId10"/>
+                    <a:stretch>
+                      <a:fillRect/>
+                    </a:stretch>
+                  </pic:blipFill>
+                  <pic:spPr>
+                    <a:xfrm>
+                      <a:off x="0" y="0"/>
+                      <a:ext cx="5055762" cy="2664788"/>
+                    </a:xfrm>
+                    <a:prstGeom prst="rect">
+                      <a:avLst/>
+                    </a:prstGeom>
+                  </pic:spPr>
+                </pic:pic>
+              </a:graphicData>
+            </a:graphic>
+          </wp:inline>
+        </w:drawing>
+      </w:r>
+    </w:p>
+    <w:p>
+      <w:pPr>
+        <w:spacing w:after="0" w:line="240" w:lineRule="auto"/>
+        <w:rPr>
+          <w:rFonts w:ascii="Times New Roman" w:hAnsi="Times New Roman" w:cs="Times New Roman"/>
+        </w:rPr>
+      </w:pPr>
+    </w:p>
+    <w:p>
+      <w:pPr>
+        <w:pStyle w:val="a5"/>
+        <w:numPr>
+          <w:ilvl w:val="0"/>
+          <w:numId w:val="6"/>
+        </w:numPr>
+        <w:spacing w:after="0" w:line="240" w:lineRule="auto"/>
+        <w:rPr>
+          <w:rFonts w:ascii="Times New Roman" w:hAnsi="Times New Roman" w:cs="Times New Roman"/>
+        </w:rPr>
+      </w:pPr>
+      <w:r>
+        <w:rPr>
+          <w:rFonts w:ascii="Times New Roman" w:hAnsi="Times New Roman" w:cs="Times New Roman"/>
+        </w:rPr>
+        <w:t>Объединить каждую строку из таблицы “Фильмы” с каждой строкой из таблицы “Жанры”</w:t>
+      </w:r>
+    </w:p>
+    <w:p>
+      <w:pPr>
+        <w:spacing w:after="0" w:line="240" w:lineRule="auto"/>
+        <w:rPr>
+          <w:rFonts w:ascii="Times New Roman" w:hAnsi="Times New Roman" w:cs="Times New Roman"/>
+        </w:rPr>
+      </w:pPr>
+    </w:p>
+    <w:p>
+      <w:pPr>
+        <w:spacing w:after="0" w:line="240" w:lineRule="auto"/>
+        <w:rPr>
+          <w:rFonts w:ascii="Times New Roman" w:hAnsi="Times New Roman" w:cs="Times New Roman"/>
+          <w:lang w:val="en-US"/>
+        </w:rPr>
+      </w:pPr>
+      <w:r>
+        <w:rPr>
+          <w:noProof/>
+          <w:lang w:eastAsia="ru-RU"/>
+        </w:rPr>
+        <w:drawing>
+          <wp:inline distT="0" distB="0" distL="0" distR="0" wp14:anchorId="4BB1686E" wp14:editId="61C679B5">
+            <wp:extent cx="5746317" cy="2567940"/>
+            <wp:effectExtent l="0" t="0" r="6985" b="3810"/>
+            <wp:docPr id="4" name="Рисунок 4"/>
+            <wp:cNvGraphicFramePr>
+              <a:graphicFrameLocks xmlns:a="http://schemas.openxmlformats.org/drawingml/2006/main" noChangeAspect="1"/>
+            </wp:cNvGraphicFramePr>
+            <a:graphic xmlns:a="http://schemas.openxmlformats.org/drawingml/2006/main">
+              <a:graphicData uri="http://schemas.openxmlformats.org/drawingml/2006/picture">
+                <pic:pic xmlns:pic="http://schemas.openxmlformats.org/drawingml/2006/picture">
+                  <pic:nvPicPr>
+                    <pic:cNvPr id="1" name=""/>
+                    <pic:cNvPicPr/>
+                  </pic:nvPicPr>
+                  <pic:blipFill>
+                    <a:blip r:embed="rId11"/>
+                    <a:stretch>
+                      <a:fillRect/>
+                    </a:stretch>
+                  </pic:blipFill>
+                  <pic:spPr>
+                    <a:xfrm>
+                      <a:off x="0" y="0"/>
+                      <a:ext cx="5766889" cy="2577133"/>
+                    </a:xfrm>
+                    <a:prstGeom prst="rect">
+                      <a:avLst/>
+                    </a:prstGeom>
+                  </pic:spPr>
+                </pic:pic>
+              </a:graphicData>
+            </a:graphic>
+          </wp:inline>
+        </w:drawing>
+      </w:r>
+    </w:p>
+    <w:p>
+      <w:pPr>
+        <w:pStyle w:val="a5"/>
+        <w:numPr>
+          <w:ilvl w:val="0"/>
+          <w:numId w:val="6"/>
+        </w:numPr>
+        <w:spacing w:after="0" w:line="240" w:lineRule="auto"/>
+        <w:rPr>
+          <w:rFonts w:ascii="Times New Roman" w:hAnsi="Times New Roman" w:cs="Times New Roman"/>
+        </w:rPr>
+      </w:pPr>
+      <w:r>
+        <w:rPr>
+          <w:rFonts w:ascii="Times New Roman" w:hAnsi="Times New Roman" w:cs="Times New Roman"/>
+        </w:rPr>
+        <w:lastRenderedPageBreak/>
+        <w:t>Найти жанры для каждого фильма, НЕ используя INNER JOIN</w:t>
+      </w:r>
+    </w:p>
+    <w:p>
+      <w:pPr>
+        <w:spacing w:after="0" w:line="240" w:lineRule="auto"/>
+        <w:rPr>
+          <w:rFonts w:ascii="Times New Roman" w:hAnsi="Times New Roman" w:cs="Times New Roman"/>
+        </w:rPr>
+      </w:pPr>
+    </w:p>
+    <w:p>
+      <w:pPr>
+        <w:spacing w:after="0" w:line="240" w:lineRule="auto"/>
+        <w:rPr>
+          <w:rFonts w:ascii="Times New Roman" w:hAnsi="Times New Roman" w:cs="Times New Roman"/>
+        </w:rPr>
+      </w:pPr>
+      <w:r>
+        <w:rPr>
+          <w:noProof/>
+          <w:lang w:eastAsia="ru-RU"/>
+        </w:rPr>
+        <w:drawing>
+          <wp:inline distT="0" distB="0" distL="0" distR="0" wp14:anchorId="3F70D2A1" wp14:editId="580A07E5">
+            <wp:extent cx="4671060" cy="3226527"/>
+            <wp:effectExtent l="0" t="0" r="0" b="0"/>
+            <wp:docPr id="5" name="Рисунок 5"/>
+            <wp:cNvGraphicFramePr>
+              <a:graphicFrameLocks xmlns:a="http://schemas.openxmlformats.org/drawingml/2006/main" noChangeAspect="1"/>
+            </wp:cNvGraphicFramePr>
+            <a:graphic xmlns:a="http://schemas.openxmlformats.org/drawingml/2006/main">
+              <a:graphicData uri="http://schemas.openxmlformats.org/drawingml/2006/picture">
+                <pic:pic xmlns:pic="http://schemas.openxmlformats.org/drawingml/2006/picture">
+                  <pic:nvPicPr>
+                    <pic:cNvPr id="1" name=""/>
+                    <pic:cNvPicPr/>
+                  </pic:nvPicPr>
+                  <pic:blipFill>
+                    <a:blip r:embed="rId12"/>
+                    <a:stretch>
+                      <a:fillRect/>
+                    </a:stretch>
+                  </pic:blipFill>
+                  <pic:spPr>
+                    <a:xfrm>
+                      <a:off x="0" y="0"/>
+                      <a:ext cx="4685200" cy="3236294"/>
+                    </a:xfrm>
+                    <a:prstGeom prst="rect">
+                      <a:avLst/>
+                    </a:prstGeom>
+                  </pic:spPr>
+                </pic:pic>
+              </a:graphicData>
+            </a:graphic>
+          </wp:inline>
+        </w:drawing>
+      </w:r>
+    </w:p>
+    <w:p>
+      <w:pPr>
+        <w:spacing w:after="0" w:line="240" w:lineRule="auto"/>
+        <w:rPr>
+          <w:rFonts w:ascii="Times New Roman" w:hAnsi="Times New Roman" w:cs="Times New Roman"/>
+        </w:rPr>
+      </w:pPr>
+    </w:p>
+    <w:p>
+      <w:pPr>
+        <w:pStyle w:val="a5"/>
+        <w:numPr>
+          <w:ilvl w:val="0"/>
+          <w:numId w:val="6"/>
+        </w:numPr>
+        <w:spacing w:after="0" w:line="240" w:lineRule="auto"/>
+        <w:rPr>
+          <w:rFonts w:ascii="Times New Roman" w:hAnsi="Times New Roman" w:cs="Times New Roman"/>
+        </w:rPr>
+      </w:pPr>
+      <w:r>
+        <w:rPr>
+          <w:rFonts w:ascii="Times New Roman" w:hAnsi="Times New Roman" w:cs="Times New Roman"/>
+        </w:rPr>
+        <w:t>Найти всех актеров и актрис, снявшихся в фильме в N году</w:t>
+      </w:r>
+    </w:p>
+    <w:p>
+      <w:pPr>
+        <w:spacing w:after="0" w:line="240" w:lineRule="auto"/>
+        <w:rPr>
+          <w:noProof/>
+          <w:lang w:eastAsia="ru-RU"/>
+        </w:rPr>
+      </w:pPr>
+    </w:p>
+    <w:p>
+      <w:pPr>
+        <w:spacing w:after="0" w:line="240" w:lineRule="auto"/>
+        <w:rPr>
+          <w:rFonts w:ascii="Times New Roman" w:hAnsi="Times New Roman" w:cs="Times New Roman"/>
+          <w:lang w:val="en-US"/>
+        </w:rPr>
+      </w:pPr>
+      <w:r>
+        <w:rPr>
+          <w:noProof/>
+          <w:lang w:eastAsia="ru-RU"/>
+        </w:rPr>
+        <w:drawing>
+          <wp:inline distT="0" distB="0" distL="0" distR="0" wp14:anchorId="6143C349" wp14:editId="50D82FFB">
+            <wp:extent cx="5191633" cy="3345180"/>
+            <wp:effectExtent l="0" t="0" r="9525" b="7620"/>
+            <wp:docPr id="6" name="Рисунок 6"/>
+            <wp:cNvGraphicFramePr>
+              <a:graphicFrameLocks xmlns:a="http://schemas.openxmlformats.org/drawingml/2006/main" noChangeAspect="1"/>
+            </wp:cNvGraphicFramePr>
+            <a:graphic xmlns:a="http://schemas.openxmlformats.org/drawingml/2006/main">
+              <a:graphicData uri="http://schemas.openxmlformats.org/drawingml/2006/picture">
+                <pic:pic xmlns:pic="http://schemas.openxmlformats.org/drawingml/2006/picture">
+                  <pic:nvPicPr>
+                    <pic:cNvPr id="1" name=""/>
+                    <pic:cNvPicPr/>
+                  </pic:nvPicPr>
+                  <pic:blipFill>
+                    <a:blip r:embed="rId13"/>
+                    <a:stretch>
+                      <a:fillRect/>
+                    </a:stretch>
+                  </pic:blipFill>
+                  <pic:spPr>
+                    <a:xfrm>
+                      <a:off x="0" y="0"/>
+                      <a:ext cx="5201150" cy="3351312"/>
+                    </a:xfrm>
+                    <a:prstGeom prst="rect">
+                      <a:avLst/>
+                    </a:prstGeom>
+                  </pic:spPr>
+                </pic:pic>
+              </a:graphicData>
+            </a:graphic>
+          </wp:inline>
+        </w:drawing>
+      </w:r>
+    </w:p>
+    <w:p>
+      <w:pPr>
+        <w:spacing w:after="0" w:line="240" w:lineRule="auto"/>
+        <w:rPr>
+          <w:rFonts w:ascii="Times New Roman" w:hAnsi="Times New Roman" w:cs="Times New Roman"/>
+          <w:lang w:val="en-US"/>
+        </w:rPr>
+      </w:pPr>
+    </w:p>
+    <w:p>
+      <w:pPr>
+        <w:spacing w:after="0" w:line="240" w:lineRule="auto"/>
+        <w:rPr>
+          <w:rFonts w:ascii="Times New Roman" w:hAnsi="Times New Roman" w:cs="Times New Roman"/>
+        </w:rPr>
+      </w:pPr>
+    </w:p>
+    <w:p>
+      <w:pPr>
+        <w:spacing w:after="0" w:line="240" w:lineRule="auto"/>
+        <w:rPr>
+          <w:rFonts w:ascii="Times New Roman" w:hAnsi="Times New Roman" w:cs="Times New Roman"/>
+        </w:rPr>
+      </w:pPr>
+    </w:p>
+    <w:p>
+      <w:pPr>
+        <w:spacing w:after="0" w:line="240" w:lineRule="auto"/>
+        <w:rPr>
+          <w:rFonts w:ascii="Times New Roman" w:hAnsi="Times New Roman" w:cs="Times New Roman"/>
+        </w:rPr>
+      </w:pPr>
+    </w:p>
+    <w:p>
+      <w:pPr>
+        <w:spacing w:after="0" w:line="240" w:lineRule="auto"/>
+        <w:rPr>
+          <w:rFonts w:ascii="Times New Roman" w:hAnsi="Times New Roman" w:cs="Times New Roman"/>
+        </w:rPr>
+      </w:pPr>
+    </w:p>
+    <w:p>
+      <w:pPr>
+        <w:spacing w:after="0" w:line="240" w:lineRule="auto"/>
+        <w:rPr>
+          <w:rFonts w:ascii="Times New Roman" w:hAnsi="Times New Roman" w:cs="Times New Roman"/>
+        </w:rPr>
+      </w:pPr>
+    </w:p>
+    <w:p>
+      <w:pPr>
+        <w:spacing w:after="0" w:line="240" w:lineRule="auto"/>
+        <w:rPr>
+          <w:rFonts w:ascii="Times New Roman" w:hAnsi="Times New Roman" w:cs="Times New Roman"/>
+        </w:rPr>
+      </w:pPr>
+    </w:p>
+    <w:p>
+      <w:pPr>
+        <w:spacing w:after="0" w:line="240" w:lineRule="auto"/>
+        <w:rPr>
+          <w:rFonts w:ascii="Times New Roman" w:hAnsi="Times New Roman" w:cs="Times New Roman"/>
+        </w:rPr>
+      </w:pPr>
+    </w:p>
+    <w:p>
+      <w:pPr>
+        <w:spacing w:after="0" w:line="240" w:lineRule="auto"/>
+        <w:rPr>
+          <w:rFonts w:ascii="Times New Roman" w:hAnsi="Times New Roman" w:cs="Times New Roman"/>
+        </w:rPr>
+      </w:pPr>
+    </w:p>
+    <w:p>
+      <w:pPr>
+        <w:spacing w:after="0" w:line="240" w:lineRule="auto"/>
+        <w:rPr>
+          <w:rFonts w:ascii="Times New Roman" w:hAnsi="Times New Roman" w:cs="Times New Roman"/>
+        </w:rPr>
+      </w:pPr>
+    </w:p>
+    <w:p>
+      <w:pPr>
+        <w:spacing w:after="0" w:line="240" w:lineRule="auto"/>
+        <w:rPr>
+          <w:rFonts w:ascii="Times New Roman" w:hAnsi="Times New Roman" w:cs="Times New Roman"/>
+        </w:rPr>
+      </w:pPr>
+    </w:p>
+    <w:p>
+      <w:pPr>
+        <w:spacing w:after="0" w:line="240" w:lineRule="auto"/>
+        <w:rPr>
+          <w:rFonts w:ascii="Times New Roman" w:hAnsi="Times New Roman" w:cs="Times New Roman"/>
+        </w:rPr>
+      </w:pPr>
+    </w:p>
+    <w:p>
+      <w:pPr>
+        <w:spacing w:after="0" w:line="240" w:lineRule="auto"/>
+        <w:rPr>
+          <w:rFonts w:ascii="Times New Roman" w:hAnsi="Times New Roman" w:cs="Times New Roman"/>
+        </w:rPr>
+      </w:pPr>
+    </w:p>
+    <w:p>
+      <w:pPr>
+        <w:spacing w:after="0" w:line="240" w:lineRule="auto"/>
+        <w:rPr>
+          <w:rFonts w:ascii="Times New Roman" w:hAnsi="Times New Roman" w:cs="Times New Roman"/>
+        </w:rPr>
+      </w:pPr>
+    </w:p>
+    <w:p>
+      <w:pPr>
+        <w:spacing w:after="0" w:line="240" w:lineRule="auto"/>
+        <w:rPr>
+          <w:rFonts w:ascii="Times New Roman" w:hAnsi="Times New Roman" w:cs="Times New Roman"/>
+        </w:rPr>
+      </w:pPr>
+    </w:p>
+    <w:p>
+      <w:pPr>
+        <w:pStyle w:val="a5"/>
+        <w:numPr>
+          <w:ilvl w:val="0"/>
+          <w:numId w:val="6"/>
+        </w:numPr>
+        <w:spacing w:after="0" w:line="240" w:lineRule="auto"/>
+        <w:rPr>
+          <w:rFonts w:ascii="Times New Roman" w:hAnsi="Times New Roman" w:cs="Times New Roman"/>
+        </w:rPr>
+      </w:pPr>
+      <w:r>
+        <w:rPr>
+          <w:rFonts w:ascii="Times New Roman" w:hAnsi="Times New Roman" w:cs="Times New Roman"/>
+        </w:rPr>
+        <w:lastRenderedPageBreak/>
+        <w:t>Запросить все фильмы, у которых нет жанра, через ANTI JOIN</w:t>
+      </w:r>
+    </w:p>
+    <w:p>
+      <w:pPr>
+        <w:spacing w:after="0" w:line="240" w:lineRule="auto"/>
+        <w:rPr>
+          <w:rFonts w:ascii="Times New Roman" w:hAnsi="Times New Roman" w:cs="Times New Roman"/>
+        </w:rPr>
+      </w:pPr>
+    </w:p>
+    <w:p>
+      <w:pPr>
+        <w:spacing w:after="0" w:line="240" w:lineRule="auto"/>
+        <w:rPr>
+          <w:rFonts w:ascii="Times New Roman" w:hAnsi="Times New Roman" w:cs="Times New Roman"/>
         </w:rPr>
       </w:pPr>
       <w:bookmarkStart w:id="0" w:name="_GoBack"/>
+      <w:r>
+        <w:rPr>
+          <w:noProof/>
+          <w:lang w:eastAsia="ru-RU"/>
+        </w:rPr>
+        <w:drawing>
+          <wp:inline distT="0" distB="0" distL="0" distR="0" wp14:anchorId="078F1423" wp14:editId="63C7611C">
+            <wp:extent cx="5723562" cy="2781300"/>
+            <wp:effectExtent l="0" t="0" r="0" b="0"/>
+            <wp:docPr id="7" name="Рисунок 7"/>
+            <wp:cNvGraphicFramePr>
+              <a:graphicFrameLocks xmlns:a="http://schemas.openxmlformats.org/drawingml/2006/main" noChangeAspect="1"/>
+            </wp:cNvGraphicFramePr>
+            <a:graphic xmlns:a="http://schemas.openxmlformats.org/drawingml/2006/main">
+              <a:graphicData uri="http://schemas.openxmlformats.org/drawingml/2006/picture">
+                <pic:pic xmlns:pic="http://schemas.openxmlformats.org/drawingml/2006/picture">
+                  <pic:nvPicPr>
+                    <pic:cNvPr id="1" name=""/>
+                    <pic:cNvPicPr/>
+                  </pic:nvPicPr>
+                  <pic:blipFill>
+                    <a:blip r:embed="rId14"/>
+                    <a:stretch>
+                      <a:fillRect/>
+                    </a:stretch>
+                  </pic:blipFill>
+                  <pic:spPr>
+                    <a:xfrm>
+                      <a:off x="0" y="0"/>
+                      <a:ext cx="5753321" cy="2795761"/>
+                    </a:xfrm>
+                    <a:prstGeom prst="rect">
+                      <a:avLst/>
+                    </a:prstGeom>
+                  </pic:spPr>
+                </pic:pic>
+              </a:graphicData>
+            </a:graphic>
+          </wp:inline>
+        </w:drawing>
+      </w:r>
       <w:bookmarkEnd w:id="0"/>
     </w:p>
     <w:sectPr>
@@ -1049,6 +1647,95 @@
     </w:lvl>
   </w:abstractNum>
   <w:abstractNum w:abstractNumId="2">
+    <w:nsid w:val="16AA3C06"/>
+    <w:multiLevelType w:val="hybridMultilevel"/>
+    <w:tmpl w:val="107CA04A"/>
+    <w:lvl w:ilvl="0" w:tplc="0419000F">
+      <w:start w:val="1"/>
+      <w:numFmt w:val="decimal"/>
+      <w:lvlText w:val="%1."/>
+      <w:lvlJc w:val="left"/>
+      <w:pPr>
+        <w:ind w:left="720" w:hanging="360"/>
+      </w:pPr>
+      <w:rPr>
+        <w:rFonts w:hint="default"/>
+      </w:rPr>
+    </w:lvl>
+    <w:lvl w:ilvl="1" w:tplc="04190019" w:tentative="1">
+      <w:start w:val="1"/>
+      <w:numFmt w:val="lowerLetter"/>
+      <w:lvlText w:val="%2."/>
+      <w:lvlJc w:val="left"/>
+      <w:pPr>
+        <w:ind w:left="1440" w:hanging="360"/>
+      </w:pPr>
+    </w:lvl>
+    <w:lvl w:ilvl="2" w:tplc="0419001B" w:tentative="1">
+      <w:start w:val="1"/>
+      <w:numFmt w:val="lowerRoman"/>
+      <w:lvlText w:val="%3."/>
+      <w:lvlJc w:val="right"/>
+      <w:pPr>
+        <w:ind w:left="2160" w:hanging="180"/>
+      </w:pPr>
+    </w:lvl>
+    <w:lvl w:ilvl="3" w:tplc="0419000F" w:tentative="1">
+      <w:start w:val="1"/>
+      <w:numFmt w:val="decimal"/>
+      <w:lvlText w:val="%4."/>
+      <w:lvlJc w:val="left"/>
+      <w:pPr>
+        <w:ind w:left="2880" w:hanging="360"/>
+      </w:pPr>
+    </w:lvl>
+    <w:lvl w:ilvl="4" w:tplc="04190019" w:tentative="1">
+      <w:start w:val="1"/>
+      <w:numFmt w:val="lowerLetter"/>
+      <w:lvlText w:val="%5."/>
+      <w:lvlJc w:val="left"/>
+      <w:pPr>
+        <w:ind w:left="3600" w:hanging="360"/>
+      </w:pPr>
+    </w:lvl>
+    <w:lvl w:ilvl="5" w:tplc="0419001B" w:tentative="1">
+      <w:start w:val="1"/>
+      <w:numFmt w:val="lowerRoman"/>
+      <w:lvlText w:val="%6."/>
+      <w:lvlJc w:val="right"/>
+      <w:pPr>
+        <w:ind w:left="4320" w:hanging="180"/>
+      </w:pPr>
+    </w:lvl>
+    <w:lvl w:ilvl="6" w:tplc="0419000F" w:tentative="1">
+      <w:start w:val="1"/>
+      <w:numFmt w:val="decimal"/>
+      <w:lvlText w:val="%7."/>
+      <w:lvlJc w:val="left"/>
+      <w:pPr>
+        <w:ind w:left="5040" w:hanging="360"/>
+      </w:pPr>
+    </w:lvl>
+    <w:lvl w:ilvl="7" w:tplc="04190019" w:tentative="1">
+      <w:start w:val="1"/>
+      <w:numFmt w:val="lowerLetter"/>
+      <w:lvlText w:val="%8."/>
+      <w:lvlJc w:val="left"/>
+      <w:pPr>
+        <w:ind w:left="5760" w:hanging="360"/>
+      </w:pPr>
+    </w:lvl>
+    <w:lvl w:ilvl="8" w:tplc="0419001B" w:tentative="1">
+      <w:start w:val="1"/>
+      <w:numFmt w:val="lowerRoman"/>
+      <w:lvlText w:val="%9."/>
+      <w:lvlJc w:val="right"/>
+      <w:pPr>
+        <w:ind w:left="6480" w:hanging="180"/>
+      </w:pPr>
+    </w:lvl>
+  </w:abstractNum>
+  <w:abstractNum w:abstractNumId="3">
     <w:nsid w:val="1EDB7607"/>
     <w:multiLevelType w:val="hybridMultilevel"/>
     <w:tmpl w:val="E29AD63A"/>
@@ -1161,7 +1848,7 @@
       </w:rPr>
     </w:lvl>
   </w:abstractNum>
-  <w:abstractNum w:abstractNumId="3">
+  <w:abstractNum w:abstractNumId="4">
     <w:nsid w:val="5A164A68"/>
     <w:multiLevelType w:val="hybridMultilevel"/>
     <w:tmpl w:val="129EB72E"/>
@@ -1250,7 +1937,7 @@
       </w:pPr>
     </w:lvl>
   </w:abstractNum>
-  <w:abstractNum w:abstractNumId="4">
+  <w:abstractNum w:abstractNumId="5">
     <w:nsid w:val="7BCE5CCF"/>
     <w:multiLevelType w:val="hybridMultilevel"/>
     <w:tmpl w:val="6F629C0E"/>
@@ -1343,16 +2030,19 @@
     <w:abstractNumId w:val="1"/>
   </w:num>
   <w:num w:numId="2">
-    <w:abstractNumId w:val="2"/>
+    <w:abstractNumId w:val="3"/>
   </w:num>
   <w:num w:numId="3">
     <w:abstractNumId w:val="0"/>
   </w:num>
   <w:num w:numId="4">
+    <w:abstractNumId w:val="5"/>
+  </w:num>
+  <w:num w:numId="5">
     <w:abstractNumId w:val="4"/>
   </w:num>
-  <w:num w:numId="5">
-    <w:abstractNumId w:val="3"/>
+  <w:num w:numId="6">
+    <w:abstractNumId w:val="2"/>
   </w:num>
 </w:numbering>
 </file>
@@ -2182,7 +2872,7 @@
 </file>
 
 <file path=customXml/itemProps1.xml><?xml version="1.0" encoding="utf-8"?>
-<ds:datastoreItem xmlns:ds="http://schemas.openxmlformats.org/officeDocument/2006/customXml" ds:itemID="{55396A15-D958-4B04-83E1-75729070B5D8}">
+<ds:datastoreItem xmlns:ds="http://schemas.openxmlformats.org/officeDocument/2006/customXml" ds:itemID="{FEEB1250-954A-4015-B05E-A3E0CDC68ABC}">
   <ds:schemaRefs>
     <ds:schemaRef ds:uri="http://schemas.openxmlformats.org/officeDocument/2006/bibliography"/>
   </ds:schemaRefs>
